--- a/CÔNG TY CỔ PHẦN THÉP MI NA KAN SAI/Giải thể B1/Biên bản họp.docx
+++ b/CÔNG TY CỔ PHẦN THÉP MI NA KAN SAI/Giải thể B1/Biên bản họp.docx
@@ -1,6 +1,6 @@
 
 <file path=word/document.xml><?xml version="1.0" encoding="utf-8"?>
-<w:document xmlns:wpc="http://schemas.microsoft.com/office/word/2010/wordprocessingCanvas" xmlns:cx="http://schemas.microsoft.com/office/drawing/2014/chartex" xmlns:cx1="http://schemas.microsoft.com/office/drawing/2015/9/8/chartex" xmlns:cx2="http://schemas.microsoft.com/office/drawing/2015/10/21/chartex" xmlns:cx3="http://schemas.microsoft.com/office/drawing/2016/5/9/chartex" xmlns:cx4="http://schemas.microsoft.com/office/drawing/2016/5/10/chartex" xmlns:cx5="http://schemas.microsoft.com/office/drawing/2016/5/11/chartex" xmlns:cx6="http://schemas.microsoft.com/office/drawing/2016/5/12/chartex" xmlns:cx7="http://schemas.microsoft.com/office/drawing/2016/5/13/chartex" xmlns:cx8="http://schemas.microsoft.com/office/drawing/2016/5/14/chartex" xmlns:mc="http://schemas.openxmlformats.org/markup-compatibility/2006" xmlns:aink="http://schemas.microsoft.com/office/drawing/2016/ink" xmlns:am3d="http://schemas.microsoft.com/office/drawing/2017/model3d" xmlns:o="urn:schemas-microsoft-com:office:office" xmlns:oel="http://schemas.microsoft.com/office/2019/extlst" xmlns:r="http://schemas.openxmlformats.org/officeDocument/2006/relationships" xmlns:m="http://schemas.openxmlformats.org/officeDocument/2006/math" xmlns:v="urn:schemas-microsoft-com:vml" xmlns:wp14="http://schemas.microsoft.com/office/word/2010/wordprocessingDrawing" xmlns:wp="http://schemas.openxmlformats.org/drawingml/2006/wordprocessingDrawing" xmlns:w10="urn:schemas-microsoft-com:office:word" xmlns:w="http://schemas.openxmlformats.org/wordprocessingml/2006/main" xmlns:w14="http://schemas.microsoft.com/office/word/2010/wordml" xmlns:w15="http://schemas.microsoft.com/office/word/2012/wordml" xmlns:w16cex="http://schemas.microsoft.com/office/word/2018/wordml/cex" xmlns:w16cid="http://schemas.microsoft.com/office/word/2016/wordml/cid" xmlns:w16="http://schemas.microsoft.com/office/word/2018/wordml" xmlns:w16du="http://schemas.microsoft.com/office/word/2023/wordml/word16du" xmlns:w16sdtdh="http://schemas.microsoft.com/office/word/2020/wordml/sdtdatahash" xmlns:w16sdtfl="http://schemas.microsoft.com/office/word/2024/wordml/sdtformatlock" xmlns:w16se="http://schemas.microsoft.com/office/word/2015/wordml/symex" xmlns:wpg="http://schemas.microsoft.com/office/word/2010/wordprocessingGroup" xmlns:wpi="http://schemas.microsoft.com/office/word/2010/wordprocessingInk" xmlns:wne="http://schemas.microsoft.com/office/word/2006/wordml" xmlns:wps="http://schemas.microsoft.com/office/word/2010/wordprocessingShape" mc:Ignorable="w14 w15 w16se w16cid w16 w16cex w16sdtdh w16sdtfl w16du wp14">
+<w:document xmlns:wpc="http://schemas.microsoft.com/office/word/2010/wordprocessingCanvas" xmlns:cx="http://schemas.microsoft.com/office/drawing/2014/chartex" xmlns:cx1="http://schemas.microsoft.com/office/drawing/2015/9/8/chartex" xmlns:mc="http://schemas.openxmlformats.org/markup-compatibility/2006" xmlns:o="urn:schemas-microsoft-com:office:office" xmlns:r="http://schemas.openxmlformats.org/officeDocument/2006/relationships" xmlns:m="http://schemas.openxmlformats.org/officeDocument/2006/math" xmlns:v="urn:schemas-microsoft-com:vml" xmlns:wp14="http://schemas.microsoft.com/office/word/2010/wordprocessingDrawing" xmlns:wp="http://schemas.openxmlformats.org/drawingml/2006/wordprocessingDrawing" xmlns:w10="urn:schemas-microsoft-com:office:word" xmlns:w="http://schemas.openxmlformats.org/wordprocessingml/2006/main" xmlns:w14="http://schemas.microsoft.com/office/word/2010/wordml" xmlns:w15="http://schemas.microsoft.com/office/word/2012/wordml" xmlns:w16se="http://schemas.microsoft.com/office/word/2015/wordml/symex" xmlns:wpg="http://schemas.microsoft.com/office/word/2010/wordprocessingGroup" xmlns:wpi="http://schemas.microsoft.com/office/word/2010/wordprocessingInk" xmlns:wne="http://schemas.microsoft.com/office/word/2006/wordml" xmlns:wps="http://schemas.microsoft.com/office/word/2010/wordprocessingShape" mc:Ignorable="w14 w15 w16se wp14">
   <w:body>
     <w:tbl>
       <w:tblPr>
@@ -311,7 +311,29 @@
           <w:szCs w:val="26"/>
           <w:lang w:val="nl-NL"/>
         </w:rPr>
-        <w:t>BIÊN BIÊN HỌP ĐẠI HỘI ĐỒNG CỔ ĐÔNG</w:t>
+        <w:t xml:space="preserve">BIÊN </w:t>
+      </w:r>
+      <w:r>
+        <w:rPr>
+          <w:rFonts w:ascii="Times New Roman" w:hAnsi="Times New Roman"/>
+          <w:b/>
+          <w:sz w:val="26"/>
+          <w:szCs w:val="26"/>
+          <w:lang w:val="nl-NL"/>
+        </w:rPr>
+        <w:t xml:space="preserve">BẢN </w:t>
+      </w:r>
+      <w:bookmarkStart w:id="0" w:name="_GoBack"/>
+      <w:bookmarkEnd w:id="0"/>
+      <w:r>
+        <w:rPr>
+          <w:rFonts w:ascii="Times New Roman" w:hAnsi="Times New Roman"/>
+          <w:b/>
+          <w:sz w:val="26"/>
+          <w:szCs w:val="26"/>
+          <w:lang w:val="nl-NL"/>
+        </w:rPr>
+        <w:t>HỌP ĐẠI HỘI ĐỒNG CỔ ĐÔNG</w:t>
       </w:r>
     </w:p>
     <w:p>
@@ -820,7 +842,7 @@
           <w:szCs w:val="26"/>
           <w:lang w:val="nl-NL"/>
         </w:rPr>
-        <w:t>300</w:t>
+        <w:t>300.000</w:t>
       </w:r>
       <w:r>
         <w:rPr>
@@ -952,7 +974,16 @@
           <w:szCs w:val="26"/>
           <w:lang w:val="nl-NL"/>
         </w:rPr>
-        <w:t xml:space="preserve">ở hữu  </w:t>
+        <w:t>ở hữu</w:t>
+      </w:r>
+      <w:r>
+        <w:rPr>
+          <w:rFonts w:ascii="Times New Roman" w:hAnsi="Times New Roman"/>
+          <w:sz w:val="26"/>
+          <w:szCs w:val="26"/>
+          <w:lang w:val="nl-NL"/>
+        </w:rPr>
+        <w:t xml:space="preserve"> </w:t>
       </w:r>
       <w:r>
         <w:rPr>
@@ -962,6 +993,15 @@
           <w:lang w:val="nl-NL"/>
         </w:rPr>
         <w:t>190</w:t>
+      </w:r>
+      <w:r>
+        <w:rPr>
+          <w:rFonts w:ascii="Times New Roman" w:hAnsi="Times New Roman"/>
+          <w:sz w:val="26"/>
+          <w:szCs w:val="26"/>
+          <w:lang w:val="nl-NL"/>
+        </w:rPr>
+        <w:t>.000</w:t>
       </w:r>
       <w:r>
         <w:rPr>
@@ -1048,25 +1088,16 @@
           <w:szCs w:val="26"/>
           <w:lang w:val="nl-NL"/>
         </w:rPr>
-        <w:t xml:space="preserve"> hữu  </w:t>
-      </w:r>
-      <w:r>
-        <w:rPr>
-          <w:rFonts w:ascii="Times New Roman" w:hAnsi="Times New Roman"/>
-          <w:sz w:val="26"/>
-          <w:szCs w:val="26"/>
-          <w:lang w:val="nl-NL"/>
-        </w:rPr>
-        <w:t>10</w:t>
-      </w:r>
-      <w:r>
-        <w:rPr>
-          <w:rFonts w:ascii="Times New Roman" w:hAnsi="Times New Roman"/>
-          <w:sz w:val="26"/>
-          <w:szCs w:val="26"/>
-          <w:lang w:val="nl-NL"/>
-        </w:rPr>
-        <w:t xml:space="preserve"> cổ phần chiếm tỷ lệ </w:t>
+        <w:t xml:space="preserve"> hữu 10.000 </w:t>
+      </w:r>
+      <w:r>
+        <w:rPr>
+          <w:rFonts w:ascii="Times New Roman" w:hAnsi="Times New Roman"/>
+          <w:sz w:val="26"/>
+          <w:szCs w:val="26"/>
+          <w:lang w:val="nl-NL"/>
+        </w:rPr>
+        <w:t xml:space="preserve">cổ phần chiếm tỷ lệ </w:t>
       </w:r>
       <w:r>
         <w:rPr>
@@ -1764,18 +1795,37 @@
       <w:r>
         <w:rPr>
           <w:rFonts w:ascii="Times New Roman" w:hAnsi="Times New Roman"/>
-          <w:sz w:val="26"/>
-          <w:szCs w:val="26"/>
-        </w:rPr>
-        <w:t>5</w:t>
-      </w:r>
-      <w:r>
-        <w:rPr>
-          <w:rFonts w:ascii="Times New Roman" w:hAnsi="Times New Roman"/>
-          <w:sz w:val="26"/>
-          <w:szCs w:val="26"/>
-        </w:rPr>
-        <w:t>00 phiếu, đạt tỷ lệ:………….100%.</w:t>
+          <w:b/>
+          <w:sz w:val="26"/>
+          <w:szCs w:val="26"/>
+        </w:rPr>
+        <w:t xml:space="preserve"> </w:t>
+      </w:r>
+      <w:r>
+        <w:rPr>
+          <w:rFonts w:ascii="Times New Roman" w:hAnsi="Times New Roman"/>
+          <w:b/>
+          <w:sz w:val="26"/>
+          <w:szCs w:val="26"/>
+        </w:rPr>
+        <w:t>500</w:t>
+      </w:r>
+      <w:r>
+        <w:rPr>
+          <w:rFonts w:ascii="Times New Roman" w:hAnsi="Times New Roman"/>
+          <w:b/>
+          <w:sz w:val="26"/>
+          <w:szCs w:val="26"/>
+        </w:rPr>
+        <w:t>.000</w:t>
+      </w:r>
+      <w:r>
+        <w:rPr>
+          <w:rFonts w:ascii="Times New Roman" w:hAnsi="Times New Roman"/>
+          <w:sz w:val="26"/>
+          <w:szCs w:val="26"/>
+        </w:rPr>
+        <w:t xml:space="preserve"> phiếu, đạt tỷ lệ:………….100%.</w:t>
       </w:r>
     </w:p>
     <w:p>
@@ -1818,18 +1868,29 @@
       <w:r>
         <w:rPr>
           <w:rFonts w:ascii="Times New Roman" w:hAnsi="Times New Roman"/>
-          <w:sz w:val="26"/>
-          <w:szCs w:val="26"/>
-        </w:rPr>
-        <w:t>5</w:t>
-      </w:r>
-      <w:r>
-        <w:rPr>
-          <w:rFonts w:ascii="Times New Roman" w:hAnsi="Times New Roman"/>
-          <w:sz w:val="26"/>
-          <w:szCs w:val="26"/>
-        </w:rPr>
-        <w:t>00</w:t>
+          <w:b/>
+          <w:sz w:val="26"/>
+          <w:szCs w:val="26"/>
+        </w:rPr>
+        <w:t xml:space="preserve"> </w:t>
+      </w:r>
+      <w:r>
+        <w:rPr>
+          <w:rFonts w:ascii="Times New Roman" w:hAnsi="Times New Roman"/>
+          <w:b/>
+          <w:sz w:val="26"/>
+          <w:szCs w:val="26"/>
+        </w:rPr>
+        <w:t>500</w:t>
+      </w:r>
+      <w:r>
+        <w:rPr>
+          <w:rFonts w:ascii="Times New Roman" w:hAnsi="Times New Roman"/>
+          <w:b/>
+          <w:sz w:val="26"/>
+          <w:szCs w:val="26"/>
+        </w:rPr>
+        <w:t>.000</w:t>
       </w:r>
       <w:r>
         <w:rPr>
@@ -2161,7 +2222,7 @@
                 <w:szCs w:val="26"/>
                 <w:lang w:val="nl-NL"/>
               </w:rPr>
-              <w:t>300</w:t>
+              <w:t>300.000</w:t>
             </w:r>
           </w:p>
         </w:tc>
@@ -2208,7 +2269,7 @@
                 <w:szCs w:val="26"/>
                 <w:lang w:val="nl-NL"/>
               </w:rPr>
-              <w:t>300</w:t>
+              <w:t>300.000</w:t>
             </w:r>
           </w:p>
         </w:tc>
@@ -2281,6 +2342,33 @@
               </w:rPr>
               <w:t>190</w:t>
             </w:r>
+            <w:r>
+              <w:rPr>
+                <w:rFonts w:ascii="Times New Roman" w:hAnsi="Times New Roman"/>
+                <w:sz w:val="26"/>
+                <w:szCs w:val="26"/>
+                <w:lang w:val="nl-NL"/>
+              </w:rPr>
+              <w:t>.</w:t>
+            </w:r>
+            <w:r>
+              <w:rPr>
+                <w:rFonts w:ascii="Times New Roman" w:hAnsi="Times New Roman"/>
+                <w:sz w:val="26"/>
+                <w:szCs w:val="26"/>
+                <w:lang w:val="nl-NL"/>
+              </w:rPr>
+              <w:t>0</w:t>
+            </w:r>
+            <w:r>
+              <w:rPr>
+                <w:rFonts w:ascii="Times New Roman" w:hAnsi="Times New Roman"/>
+                <w:sz w:val="26"/>
+                <w:szCs w:val="26"/>
+                <w:lang w:val="nl-NL"/>
+              </w:rPr>
+              <w:t>00</w:t>
+            </w:r>
           </w:p>
         </w:tc>
         <w:tc>
@@ -2327,6 +2415,15 @@
                 <w:lang w:val="nl-NL"/>
               </w:rPr>
               <w:t>190</w:t>
+            </w:r>
+            <w:r>
+              <w:rPr>
+                <w:rFonts w:ascii="Times New Roman" w:hAnsi="Times New Roman"/>
+                <w:sz w:val="26"/>
+                <w:szCs w:val="26"/>
+                <w:lang w:val="nl-NL"/>
+              </w:rPr>
+              <w:t>.000</w:t>
             </w:r>
           </w:p>
         </w:tc>
@@ -2399,7 +2496,25 @@
                 <w:szCs w:val="26"/>
                 <w:lang w:val="nl-NL"/>
               </w:rPr>
-              <w:t>10</w:t>
+              <w:t>1</w:t>
+            </w:r>
+            <w:r>
+              <w:rPr>
+                <w:rFonts w:ascii="Times New Roman" w:hAnsi="Times New Roman"/>
+                <w:sz w:val="26"/>
+                <w:szCs w:val="26"/>
+                <w:lang w:val="nl-NL"/>
+              </w:rPr>
+              <w:t>0</w:t>
+            </w:r>
+            <w:r>
+              <w:rPr>
+                <w:rFonts w:ascii="Times New Roman" w:hAnsi="Times New Roman"/>
+                <w:sz w:val="26"/>
+                <w:szCs w:val="26"/>
+                <w:lang w:val="nl-NL"/>
+              </w:rPr>
+              <w:t>.000</w:t>
             </w:r>
           </w:p>
         </w:tc>
@@ -2446,7 +2561,7 @@
                 <w:szCs w:val="26"/>
                 <w:lang w:val="nl-NL"/>
               </w:rPr>
-              <w:t>10</w:t>
+              <w:t>10.000</w:t>
             </w:r>
           </w:p>
         </w:tc>
@@ -2515,6 +2630,15 @@
               </w:rPr>
               <w:t>500</w:t>
             </w:r>
+            <w:r>
+              <w:rPr>
+                <w:rFonts w:ascii="Times New Roman" w:hAnsi="Times New Roman"/>
+                <w:b/>
+                <w:sz w:val="26"/>
+                <w:szCs w:val="26"/>
+              </w:rPr>
+              <w:t>.000</w:t>
+            </w:r>
           </w:p>
         </w:tc>
         <w:tc>
@@ -2564,6 +2688,15 @@
                 <w:szCs w:val="26"/>
               </w:rPr>
               <w:t>500</w:t>
+            </w:r>
+            <w:r>
+              <w:rPr>
+                <w:rFonts w:ascii="Times New Roman" w:hAnsi="Times New Roman"/>
+                <w:b/>
+                <w:sz w:val="26"/>
+                <w:szCs w:val="26"/>
+              </w:rPr>
+              <w:t>.000</w:t>
             </w:r>
           </w:p>
         </w:tc>
@@ -3435,7 +3568,7 @@
 </file>
 
 <file path=word/endnotes.xml><?xml version="1.0" encoding="utf-8"?>
-<w:endnotes xmlns:wpc="http://schemas.microsoft.com/office/word/2010/wordprocessingCanvas" xmlns:cx="http://schemas.microsoft.com/office/drawing/2014/chartex" xmlns:cx1="http://schemas.microsoft.com/office/drawing/2015/9/8/chartex" xmlns:cx2="http://schemas.microsoft.com/office/drawing/2015/10/21/chartex" xmlns:cx3="http://schemas.microsoft.com/office/drawing/2016/5/9/chartex" xmlns:cx4="http://schemas.microsoft.com/office/drawing/2016/5/10/chartex" xmlns:cx5="http://schemas.microsoft.com/office/drawing/2016/5/11/chartex" xmlns:cx6="http://schemas.microsoft.com/office/drawing/2016/5/12/chartex" xmlns:cx7="http://schemas.microsoft.com/office/drawing/2016/5/13/chartex" xmlns:cx8="http://schemas.microsoft.com/office/drawing/2016/5/14/chartex" xmlns:mc="http://schemas.openxmlformats.org/markup-compatibility/2006" xmlns:aink="http://schemas.microsoft.com/office/drawing/2016/ink" xmlns:am3d="http://schemas.microsoft.com/office/drawing/2017/model3d" xmlns:o="urn:schemas-microsoft-com:office:office" xmlns:oel="http://schemas.microsoft.com/office/2019/extlst" xmlns:r="http://schemas.openxmlformats.org/officeDocument/2006/relationships" xmlns:m="http://schemas.openxmlformats.org/officeDocument/2006/math" xmlns:v="urn:schemas-microsoft-com:vml" xmlns:wp14="http://schemas.microsoft.com/office/word/2010/wordprocessingDrawing" xmlns:wp="http://schemas.openxmlformats.org/drawingml/2006/wordprocessingDrawing" xmlns:w10="urn:schemas-microsoft-com:office:word" xmlns:w="http://schemas.openxmlformats.org/wordprocessingml/2006/main" xmlns:w14="http://schemas.microsoft.com/office/word/2010/wordml" xmlns:w15="http://schemas.microsoft.com/office/word/2012/wordml" xmlns:w16cex="http://schemas.microsoft.com/office/word/2018/wordml/cex" xmlns:w16cid="http://schemas.microsoft.com/office/word/2016/wordml/cid" xmlns:w16="http://schemas.microsoft.com/office/word/2018/wordml" xmlns:w16du="http://schemas.microsoft.com/office/word/2023/wordml/word16du" xmlns:w16sdtdh="http://schemas.microsoft.com/office/word/2020/wordml/sdtdatahash" xmlns:w16sdtfl="http://schemas.microsoft.com/office/word/2024/wordml/sdtformatlock" xmlns:w16se="http://schemas.microsoft.com/office/word/2015/wordml/symex" xmlns:wpg="http://schemas.microsoft.com/office/word/2010/wordprocessingGroup" xmlns:wpi="http://schemas.microsoft.com/office/word/2010/wordprocessingInk" xmlns:wne="http://schemas.microsoft.com/office/word/2006/wordml" xmlns:wps="http://schemas.microsoft.com/office/word/2010/wordprocessingShape" mc:Ignorable="w14 w15 w16se w16cid w16 w16cex w16sdtdh w16sdtfl w16du wp14">
+<w:endnotes xmlns:wpc="http://schemas.microsoft.com/office/word/2010/wordprocessingCanvas" xmlns:cx="http://schemas.microsoft.com/office/drawing/2014/chartex" xmlns:cx1="http://schemas.microsoft.com/office/drawing/2015/9/8/chartex" xmlns:mc="http://schemas.openxmlformats.org/markup-compatibility/2006" xmlns:o="urn:schemas-microsoft-com:office:office" xmlns:r="http://schemas.openxmlformats.org/officeDocument/2006/relationships" xmlns:m="http://schemas.openxmlformats.org/officeDocument/2006/math" xmlns:v="urn:schemas-microsoft-com:vml" xmlns:wp14="http://schemas.microsoft.com/office/word/2010/wordprocessingDrawing" xmlns:wp="http://schemas.openxmlformats.org/drawingml/2006/wordprocessingDrawing" xmlns:w10="urn:schemas-microsoft-com:office:word" xmlns:w="http://schemas.openxmlformats.org/wordprocessingml/2006/main" xmlns:w14="http://schemas.microsoft.com/office/word/2010/wordml" xmlns:w15="http://schemas.microsoft.com/office/word/2012/wordml" xmlns:w16se="http://schemas.microsoft.com/office/word/2015/wordml/symex" xmlns:wpg="http://schemas.microsoft.com/office/word/2010/wordprocessingGroup" xmlns:wpi="http://schemas.microsoft.com/office/word/2010/wordprocessingInk" xmlns:wne="http://schemas.microsoft.com/office/word/2006/wordml" xmlns:wps="http://schemas.microsoft.com/office/word/2010/wordprocessingShape" mc:Ignorable="w14 w15 w16se wp14">
   <w:endnote w:type="separator" w:id="-1">
     <w:p>
       <w:r>
@@ -3454,7 +3587,7 @@
 </file>
 
 <file path=word/footer1.xml><?xml version="1.0" encoding="utf-8"?>
-<w:ftr xmlns:wpc="http://schemas.microsoft.com/office/word/2010/wordprocessingCanvas" xmlns:cx="http://schemas.microsoft.com/office/drawing/2014/chartex" xmlns:cx1="http://schemas.microsoft.com/office/drawing/2015/9/8/chartex" xmlns:cx2="http://schemas.microsoft.com/office/drawing/2015/10/21/chartex" xmlns:cx3="http://schemas.microsoft.com/office/drawing/2016/5/9/chartex" xmlns:cx4="http://schemas.microsoft.com/office/drawing/2016/5/10/chartex" xmlns:cx5="http://schemas.microsoft.com/office/drawing/2016/5/11/chartex" xmlns:cx6="http://schemas.microsoft.com/office/drawing/2016/5/12/chartex" xmlns:cx7="http://schemas.microsoft.com/office/drawing/2016/5/13/chartex" xmlns:cx8="http://schemas.microsoft.com/office/drawing/2016/5/14/chartex" xmlns:mc="http://schemas.openxmlformats.org/markup-compatibility/2006" xmlns:aink="http://schemas.microsoft.com/office/drawing/2016/ink" xmlns:am3d="http://schemas.microsoft.com/office/drawing/2017/model3d" xmlns:o="urn:schemas-microsoft-com:office:office" xmlns:oel="http://schemas.microsoft.com/office/2019/extlst" xmlns:r="http://schemas.openxmlformats.org/officeDocument/2006/relationships" xmlns:m="http://schemas.openxmlformats.org/officeDocument/2006/math" xmlns:v="urn:schemas-microsoft-com:vml" xmlns:wp14="http://schemas.microsoft.com/office/word/2010/wordprocessingDrawing" xmlns:wp="http://schemas.openxmlformats.org/drawingml/2006/wordprocessingDrawing" xmlns:w10="urn:schemas-microsoft-com:office:word" xmlns:w="http://schemas.openxmlformats.org/wordprocessingml/2006/main" xmlns:w14="http://schemas.microsoft.com/office/word/2010/wordml" xmlns:w15="http://schemas.microsoft.com/office/word/2012/wordml" xmlns:w16cex="http://schemas.microsoft.com/office/word/2018/wordml/cex" xmlns:w16cid="http://schemas.microsoft.com/office/word/2016/wordml/cid" xmlns:w16="http://schemas.microsoft.com/office/word/2018/wordml" xmlns:w16du="http://schemas.microsoft.com/office/word/2023/wordml/word16du" xmlns:w16sdtdh="http://schemas.microsoft.com/office/word/2020/wordml/sdtdatahash" xmlns:w16sdtfl="http://schemas.microsoft.com/office/word/2024/wordml/sdtformatlock" xmlns:w16se="http://schemas.microsoft.com/office/word/2015/wordml/symex" xmlns:wpg="http://schemas.microsoft.com/office/word/2010/wordprocessingGroup" xmlns:wpi="http://schemas.microsoft.com/office/word/2010/wordprocessingInk" xmlns:wne="http://schemas.microsoft.com/office/word/2006/wordml" xmlns:wps="http://schemas.microsoft.com/office/word/2010/wordprocessingShape" mc:Ignorable="w14 w15 w16se w16cid w16 w16cex w16sdtdh w16sdtfl w16du wp14">
+<w:ftr xmlns:wpc="http://schemas.microsoft.com/office/word/2010/wordprocessingCanvas" xmlns:cx="http://schemas.microsoft.com/office/drawing/2014/chartex" xmlns:cx1="http://schemas.microsoft.com/office/drawing/2015/9/8/chartex" xmlns:mc="http://schemas.openxmlformats.org/markup-compatibility/2006" xmlns:o="urn:schemas-microsoft-com:office:office" xmlns:r="http://schemas.openxmlformats.org/officeDocument/2006/relationships" xmlns:m="http://schemas.openxmlformats.org/officeDocument/2006/math" xmlns:v="urn:schemas-microsoft-com:vml" xmlns:wp14="http://schemas.microsoft.com/office/word/2010/wordprocessingDrawing" xmlns:wp="http://schemas.openxmlformats.org/drawingml/2006/wordprocessingDrawing" xmlns:w10="urn:schemas-microsoft-com:office:word" xmlns:w="http://schemas.openxmlformats.org/wordprocessingml/2006/main" xmlns:w14="http://schemas.microsoft.com/office/word/2010/wordml" xmlns:w15="http://schemas.microsoft.com/office/word/2012/wordml" xmlns:w16se="http://schemas.microsoft.com/office/word/2015/wordml/symex" xmlns:wpg="http://schemas.microsoft.com/office/word/2010/wordprocessingGroup" xmlns:wpi="http://schemas.microsoft.com/office/word/2010/wordprocessingInk" xmlns:wne="http://schemas.microsoft.com/office/word/2006/wordml" xmlns:wps="http://schemas.microsoft.com/office/word/2010/wordprocessingShape" mc:Ignorable="w14 w15 w16se wp14">
   <w:p>
     <w:pPr>
       <w:pStyle w:val="Footer"/>
@@ -3476,7 +3609,7 @@
       <w:fldChar w:fldCharType="separate"/>
     </w:r>
     <w:r>
-      <w:t>2</w:t>
+      <w:t>3</w:t>
     </w:r>
     <w:r>
       <w:fldChar w:fldCharType="end"/>
@@ -3491,7 +3624,7 @@
 </file>
 
 <file path=word/footnotes.xml><?xml version="1.0" encoding="utf-8"?>
-<w:footnotes xmlns:wpc="http://schemas.microsoft.com/office/word/2010/wordprocessingCanvas" xmlns:cx="http://schemas.microsoft.com/office/drawing/2014/chartex" xmlns:cx1="http://schemas.microsoft.com/office/drawing/2015/9/8/chartex" xmlns:cx2="http://schemas.microsoft.com/office/drawing/2015/10/21/chartex" xmlns:cx3="http://schemas.microsoft.com/office/drawing/2016/5/9/chartex" xmlns:cx4="http://schemas.microsoft.com/office/drawing/2016/5/10/chartex" xmlns:cx5="http://schemas.microsoft.com/office/drawing/2016/5/11/chartex" xmlns:cx6="http://schemas.microsoft.com/office/drawing/2016/5/12/chartex" xmlns:cx7="http://schemas.microsoft.com/office/drawing/2016/5/13/chartex" xmlns:cx8="http://schemas.microsoft.com/office/drawing/2016/5/14/chartex" xmlns:mc="http://schemas.openxmlformats.org/markup-compatibility/2006" xmlns:aink="http://schemas.microsoft.com/office/drawing/2016/ink" xmlns:am3d="http://schemas.microsoft.com/office/drawing/2017/model3d" xmlns:o="urn:schemas-microsoft-com:office:office" xmlns:oel="http://schemas.microsoft.com/office/2019/extlst" xmlns:r="http://schemas.openxmlformats.org/officeDocument/2006/relationships" xmlns:m="http://schemas.openxmlformats.org/officeDocument/2006/math" xmlns:v="urn:schemas-microsoft-com:vml" xmlns:wp14="http://schemas.microsoft.com/office/word/2010/wordprocessingDrawing" xmlns:wp="http://schemas.openxmlformats.org/drawingml/2006/wordprocessingDrawing" xmlns:w10="urn:schemas-microsoft-com:office:word" xmlns:w="http://schemas.openxmlformats.org/wordprocessingml/2006/main" xmlns:w14="http://schemas.microsoft.com/office/word/2010/wordml" xmlns:w15="http://schemas.microsoft.com/office/word/2012/wordml" xmlns:w16cex="http://schemas.microsoft.com/office/word/2018/wordml/cex" xmlns:w16cid="http://schemas.microsoft.com/office/word/2016/wordml/cid" xmlns:w16="http://schemas.microsoft.com/office/word/2018/wordml" xmlns:w16du="http://schemas.microsoft.com/office/word/2023/wordml/word16du" xmlns:w16sdtdh="http://schemas.microsoft.com/office/word/2020/wordml/sdtdatahash" xmlns:w16sdtfl="http://schemas.microsoft.com/office/word/2024/wordml/sdtformatlock" xmlns:w16se="http://schemas.microsoft.com/office/word/2015/wordml/symex" xmlns:wpg="http://schemas.microsoft.com/office/word/2010/wordprocessingGroup" xmlns:wpi="http://schemas.microsoft.com/office/word/2010/wordprocessingInk" xmlns:wne="http://schemas.microsoft.com/office/word/2006/wordml" xmlns:wps="http://schemas.microsoft.com/office/word/2010/wordprocessingShape" mc:Ignorable="w14 w15 w16se w16cid w16 w16cex w16sdtdh w16sdtfl w16du wp14">
+<w:footnotes xmlns:wpc="http://schemas.microsoft.com/office/word/2010/wordprocessingCanvas" xmlns:cx="http://schemas.microsoft.com/office/drawing/2014/chartex" xmlns:cx1="http://schemas.microsoft.com/office/drawing/2015/9/8/chartex" xmlns:mc="http://schemas.openxmlformats.org/markup-compatibility/2006" xmlns:o="urn:schemas-microsoft-com:office:office" xmlns:r="http://schemas.openxmlformats.org/officeDocument/2006/relationships" xmlns:m="http://schemas.openxmlformats.org/officeDocument/2006/math" xmlns:v="urn:schemas-microsoft-com:vml" xmlns:wp14="http://schemas.microsoft.com/office/word/2010/wordprocessingDrawing" xmlns:wp="http://schemas.openxmlformats.org/drawingml/2006/wordprocessingDrawing" xmlns:w10="urn:schemas-microsoft-com:office:word" xmlns:w="http://schemas.openxmlformats.org/wordprocessingml/2006/main" xmlns:w14="http://schemas.microsoft.com/office/word/2010/wordml" xmlns:w15="http://schemas.microsoft.com/office/word/2012/wordml" xmlns:w16se="http://schemas.microsoft.com/office/word/2015/wordml/symex" xmlns:wpg="http://schemas.microsoft.com/office/word/2010/wordprocessingGroup" xmlns:wpi="http://schemas.microsoft.com/office/word/2010/wordprocessingInk" xmlns:wne="http://schemas.microsoft.com/office/word/2006/wordml" xmlns:wps="http://schemas.microsoft.com/office/word/2010/wordprocessingShape" mc:Ignorable="w14 w15 w16se wp14">
   <w:footnote w:type="separator" w:id="-1">
     <w:p>
       <w:r>
@@ -3510,7 +3643,7 @@
 </file>
 
 <file path=word/numbering.xml><?xml version="1.0" encoding="utf-8"?>
-<w:numbering xmlns:wpc="http://schemas.microsoft.com/office/word/2010/wordprocessingCanvas" xmlns:cx="http://schemas.microsoft.com/office/drawing/2014/chartex" xmlns:cx1="http://schemas.microsoft.com/office/drawing/2015/9/8/chartex" xmlns:cx2="http://schemas.microsoft.com/office/drawing/2015/10/21/chartex" xmlns:cx3="http://schemas.microsoft.com/office/drawing/2016/5/9/chartex" xmlns:cx4="http://schemas.microsoft.com/office/drawing/2016/5/10/chartex" xmlns:cx5="http://schemas.microsoft.com/office/drawing/2016/5/11/chartex" xmlns:cx6="http://schemas.microsoft.com/office/drawing/2016/5/12/chartex" xmlns:cx7="http://schemas.microsoft.com/office/drawing/2016/5/13/chartex" xmlns:cx8="http://schemas.microsoft.com/office/drawing/2016/5/14/chartex" xmlns:mc="http://schemas.openxmlformats.org/markup-compatibility/2006" xmlns:aink="http://schemas.microsoft.com/office/drawing/2016/ink" xmlns:am3d="http://schemas.microsoft.com/office/drawing/2017/model3d" xmlns:o="urn:schemas-microsoft-com:office:office" xmlns:oel="http://schemas.microsoft.com/office/2019/extlst" xmlns:r="http://schemas.openxmlformats.org/officeDocument/2006/relationships" xmlns:m="http://schemas.openxmlformats.org/officeDocument/2006/math" xmlns:v="urn:schemas-microsoft-com:vml" xmlns:wp14="http://schemas.microsoft.com/office/word/2010/wordprocessingDrawing" xmlns:wp="http://schemas.openxmlformats.org/drawingml/2006/wordprocessingDrawing" xmlns:w10="urn:schemas-microsoft-com:office:word" xmlns:w="http://schemas.openxmlformats.org/wordprocessingml/2006/main" xmlns:w14="http://schemas.microsoft.com/office/word/2010/wordml" xmlns:w15="http://schemas.microsoft.com/office/word/2012/wordml" xmlns:w16cex="http://schemas.microsoft.com/office/word/2018/wordml/cex" xmlns:w16cid="http://schemas.microsoft.com/office/word/2016/wordml/cid" xmlns:w16="http://schemas.microsoft.com/office/word/2018/wordml" xmlns:w16du="http://schemas.microsoft.com/office/word/2023/wordml/word16du" xmlns:w16sdtdh="http://schemas.microsoft.com/office/word/2020/wordml/sdtdatahash" xmlns:w16sdtfl="http://schemas.microsoft.com/office/word/2024/wordml/sdtformatlock" xmlns:w16se="http://schemas.microsoft.com/office/word/2015/wordml/symex" xmlns:wpg="http://schemas.microsoft.com/office/word/2010/wordprocessingGroup" xmlns:wpi="http://schemas.microsoft.com/office/word/2010/wordprocessingInk" xmlns:wne="http://schemas.microsoft.com/office/word/2006/wordml" xmlns:wps="http://schemas.microsoft.com/office/word/2010/wordprocessingShape" mc:Ignorable="w14 w15 w16se w16cid w16 w16cex w16sdtdh w16sdtfl w16du wp14">
+<w:numbering xmlns:wpc="http://schemas.microsoft.com/office/word/2010/wordprocessingCanvas" xmlns:cx="http://schemas.microsoft.com/office/drawing/2014/chartex" xmlns:cx1="http://schemas.microsoft.com/office/drawing/2015/9/8/chartex" xmlns:mc="http://schemas.openxmlformats.org/markup-compatibility/2006" xmlns:o="urn:schemas-microsoft-com:office:office" xmlns:r="http://schemas.openxmlformats.org/officeDocument/2006/relationships" xmlns:m="http://schemas.openxmlformats.org/officeDocument/2006/math" xmlns:v="urn:schemas-microsoft-com:vml" xmlns:wp14="http://schemas.microsoft.com/office/word/2010/wordprocessingDrawing" xmlns:wp="http://schemas.openxmlformats.org/drawingml/2006/wordprocessingDrawing" xmlns:w10="urn:schemas-microsoft-com:office:word" xmlns:w="http://schemas.openxmlformats.org/wordprocessingml/2006/main" xmlns:w14="http://schemas.microsoft.com/office/word/2010/wordml" xmlns:w15="http://schemas.microsoft.com/office/word/2012/wordml" xmlns:w16se="http://schemas.microsoft.com/office/word/2015/wordml/symex" xmlns:wpg="http://schemas.microsoft.com/office/word/2010/wordprocessingGroup" xmlns:wpi="http://schemas.microsoft.com/office/word/2010/wordprocessingInk" xmlns:wne="http://schemas.microsoft.com/office/word/2006/wordml" xmlns:wps="http://schemas.microsoft.com/office/word/2010/wordprocessingShape" mc:Ignorable="w14 w15 w16se wp14">
   <w:abstractNum w:abstractNumId="0" w15:restartNumberingAfterBreak="0">
     <w:nsid w:val="062D09C6"/>
     <w:multiLevelType w:val="multilevel"/>
@@ -6165,95 +6298,95 @@
       </w:rPr>
     </w:lvl>
   </w:abstractNum>
-  <w:num w:numId="1" w16cid:durableId="89545536">
+  <w:num w:numId="1">
     <w:abstractNumId w:val="0"/>
   </w:num>
-  <w:num w:numId="2" w16cid:durableId="2119132176">
+  <w:num w:numId="2">
     <w:abstractNumId w:val="21"/>
   </w:num>
-  <w:num w:numId="3" w16cid:durableId="1097142081">
+  <w:num w:numId="3">
     <w:abstractNumId w:val="22"/>
   </w:num>
-  <w:num w:numId="4" w16cid:durableId="98837561">
+  <w:num w:numId="4">
     <w:abstractNumId w:val="19"/>
   </w:num>
-  <w:num w:numId="5" w16cid:durableId="2030141306">
+  <w:num w:numId="5">
     <w:abstractNumId w:val="3"/>
   </w:num>
-  <w:num w:numId="6" w16cid:durableId="1309899662">
+  <w:num w:numId="6">
     <w:abstractNumId w:val="11"/>
   </w:num>
-  <w:num w:numId="7" w16cid:durableId="1100295724">
+  <w:num w:numId="7">
     <w:abstractNumId w:val="24"/>
   </w:num>
-  <w:num w:numId="8" w16cid:durableId="1159467301">
+  <w:num w:numId="8">
     <w:abstractNumId w:val="26"/>
   </w:num>
-  <w:num w:numId="9" w16cid:durableId="187371979">
+  <w:num w:numId="9">
     <w:abstractNumId w:val="15"/>
   </w:num>
-  <w:num w:numId="10" w16cid:durableId="175269655">
+  <w:num w:numId="10">
     <w:abstractNumId w:val="25"/>
   </w:num>
-  <w:num w:numId="11" w16cid:durableId="637880875">
+  <w:num w:numId="11">
     <w:abstractNumId w:val="5"/>
   </w:num>
-  <w:num w:numId="12" w16cid:durableId="1935936107">
+  <w:num w:numId="12">
     <w:abstractNumId w:val="23"/>
   </w:num>
-  <w:num w:numId="13" w16cid:durableId="1415665924">
+  <w:num w:numId="13">
     <w:abstractNumId w:val="14"/>
   </w:num>
-  <w:num w:numId="14" w16cid:durableId="256989455">
+  <w:num w:numId="14">
     <w:abstractNumId w:val="16"/>
   </w:num>
-  <w:num w:numId="15" w16cid:durableId="1354922202">
+  <w:num w:numId="15">
     <w:abstractNumId w:val="8"/>
   </w:num>
-  <w:num w:numId="16" w16cid:durableId="2094231681">
+  <w:num w:numId="16">
     <w:abstractNumId w:val="13"/>
   </w:num>
-  <w:num w:numId="17" w16cid:durableId="17705552">
+  <w:num w:numId="17">
     <w:abstractNumId w:val="4"/>
   </w:num>
-  <w:num w:numId="18" w16cid:durableId="1633317999">
+  <w:num w:numId="18">
     <w:abstractNumId w:val="18"/>
   </w:num>
-  <w:num w:numId="19" w16cid:durableId="957833854">
+  <w:num w:numId="19">
     <w:abstractNumId w:val="6"/>
   </w:num>
-  <w:num w:numId="20" w16cid:durableId="212428258">
+  <w:num w:numId="20">
     <w:abstractNumId w:val="12"/>
   </w:num>
-  <w:num w:numId="21" w16cid:durableId="1268923931">
+  <w:num w:numId="21">
     <w:abstractNumId w:val="9"/>
   </w:num>
-  <w:num w:numId="22" w16cid:durableId="1565336789">
+  <w:num w:numId="22">
     <w:abstractNumId w:val="7"/>
   </w:num>
-  <w:num w:numId="23" w16cid:durableId="1431504402">
+  <w:num w:numId="23">
     <w:abstractNumId w:val="20"/>
   </w:num>
-  <w:num w:numId="24" w16cid:durableId="852303298">
+  <w:num w:numId="24">
     <w:abstractNumId w:val="10"/>
   </w:num>
-  <w:num w:numId="25" w16cid:durableId="646595519">
+  <w:num w:numId="25">
     <w:abstractNumId w:val="27"/>
   </w:num>
-  <w:num w:numId="26" w16cid:durableId="1382168360">
+  <w:num w:numId="26">
     <w:abstractNumId w:val="2"/>
   </w:num>
-  <w:num w:numId="27" w16cid:durableId="1714691605">
+  <w:num w:numId="27">
     <w:abstractNumId w:val="1"/>
   </w:num>
-  <w:num w:numId="28" w16cid:durableId="1942293715">
+  <w:num w:numId="28">
     <w:abstractNumId w:val="17"/>
   </w:num>
 </w:numbering>
 </file>
 
 <file path=word/styles.xml><?xml version="1.0" encoding="utf-8"?>
-<w:styles xmlns:mc="http://schemas.openxmlformats.org/markup-compatibility/2006" xmlns:r="http://schemas.openxmlformats.org/officeDocument/2006/relationships" xmlns:w="http://schemas.openxmlformats.org/wordprocessingml/2006/main" xmlns:w14="http://schemas.microsoft.com/office/word/2010/wordml" xmlns:w15="http://schemas.microsoft.com/office/word/2012/wordml" xmlns:w16cex="http://schemas.microsoft.com/office/word/2018/wordml/cex" xmlns:w16cid="http://schemas.microsoft.com/office/word/2016/wordml/cid" xmlns:w16="http://schemas.microsoft.com/office/word/2018/wordml" xmlns:w16du="http://schemas.microsoft.com/office/word/2023/wordml/word16du" xmlns:w16sdtdh="http://schemas.microsoft.com/office/word/2020/wordml/sdtdatahash" xmlns:w16sdtfl="http://schemas.microsoft.com/office/word/2024/wordml/sdtformatlock" xmlns:w16se="http://schemas.microsoft.com/office/word/2015/wordml/symex" mc:Ignorable="w14 w15 w16se w16cid w16 w16cex w16sdtdh w16sdtfl w16du">
+<w:styles xmlns:mc="http://schemas.openxmlformats.org/markup-compatibility/2006" xmlns:r="http://schemas.openxmlformats.org/officeDocument/2006/relationships" xmlns:w="http://schemas.openxmlformats.org/wordprocessingml/2006/main" xmlns:w14="http://schemas.microsoft.com/office/word/2010/wordml" xmlns:w15="http://schemas.microsoft.com/office/word/2012/wordml" xmlns:w16se="http://schemas.microsoft.com/office/word/2015/wordml/symex" mc:Ignorable="w14 w15 w16se">
   <w:docDefaults>
     <w:rPrDefault>
       <w:rPr>
@@ -6263,7 +6396,7 @@
     </w:rPrDefault>
     <w:pPrDefault/>
   </w:docDefaults>
-  <w:latentStyles w:defLockedState="0" w:defUIPriority="0" w:defSemiHidden="0" w:defUnhideWhenUsed="0" w:defQFormat="0" w:count="376">
+  <w:latentStyles w:defLockedState="0" w:defUIPriority="0" w:defSemiHidden="0" w:defUnhideWhenUsed="0" w:defQFormat="0" w:count="371">
     <w:lsdException w:name="Normal" w:qFormat="1"/>
     <w:lsdException w:name="heading 1" w:qFormat="1"/>
     <w:lsdException w:name="heading 2" w:semiHidden="1" w:unhideWhenUsed="1" w:qFormat="1"/>
@@ -6541,11 +6674,6 @@
     <w:lsdException w:name="List Table 5 Dark Accent 6" w:uiPriority="50"/>
     <w:lsdException w:name="List Table 6 Colorful Accent 6" w:uiPriority="51"/>
     <w:lsdException w:name="List Table 7 Colorful Accent 6" w:uiPriority="52"/>
-    <w:lsdException w:name="Mention" w:semiHidden="1" w:uiPriority="99" w:unhideWhenUsed="1"/>
-    <w:lsdException w:name="Smart Hyperlink" w:semiHidden="1" w:uiPriority="99" w:unhideWhenUsed="1"/>
-    <w:lsdException w:name="Hashtag" w:semiHidden="1" w:uiPriority="99" w:unhideWhenUsed="1"/>
-    <w:lsdException w:name="Unresolved Mention" w:semiHidden="1" w:uiPriority="99" w:unhideWhenUsed="1"/>
-    <w:lsdException w:name="Smart Link" w:semiHidden="1" w:uiPriority="99" w:unhideWhenUsed="1"/>
   </w:latentStyles>
   <w:style w:type="paragraph" w:default="1" w:styleId="Normal">
     <w:name w:val="Normal"/>
@@ -6561,6 +6689,7 @@
   <w:style w:type="character" w:default="1" w:styleId="DefaultParagraphFont">
     <w:name w:val="Default Paragraph Font"/>
     <w:uiPriority w:val="1"/>
+    <w:semiHidden/>
     <w:unhideWhenUsed/>
   </w:style>
   <w:style w:type="table" w:default="1" w:styleId="TableNormal">
@@ -6977,7 +7106,7 @@
 </file>
 
 <file path=customXml/itemProps1.xml><?xml version="1.0" encoding="utf-8"?>
-<ds:datastoreItem xmlns:ds="http://schemas.openxmlformats.org/officeDocument/2006/customXml" ds:itemID="{06E06FD2-4BC8-4A26-82F1-391F0D2D9A33}">
+<ds:datastoreItem xmlns:ds="http://schemas.openxmlformats.org/officeDocument/2006/customXml" ds:itemID="{6B7D4C9C-5C70-45B4-8583-FD59A0413178}">
   <ds:schemaRefs>
     <ds:schemaRef ds:uri="http://schemas.openxmlformats.org/officeDocument/2006/bibliography"/>
   </ds:schemaRefs>
